--- a/nomenclature_parser/out/latest/word/HubSante.lieu.docx
+++ b/nomenclature_parser/out/latest/word/HubSante.lieu.docx
@@ -1188,9 +1188,7 @@
             <w:tcW w:type="dxa" w:w="1440"/>
           </w:tcPr>
           <w:p>
-            <w:r>
-              <w:t>Abri indépendant du domicile de type garage, atelier, abri de jardin, grange, etc.</w:t>
-            </w:r>
+            <w:r/>
           </w:p>
         </w:tc>
         <w:tc>
